--- a/data/raw/mevzuat/1.5.6458.docx
+++ b/data/raw/mevzuat/1.5.6458.docx
@@ -1,7 +1,564 @@
 
 <file path=word/document.xml><?xml version="1.0" encoding="utf-8"?>
-<w:document xmlns:wpc="http://schemas.microsoft.com/office/word/2010/wordprocessingCanvas" xmlns:cx="http://schemas.microsoft.com/office/drawing/2014/chartex" xmlns:cx1="http://schemas.microsoft.com/office/drawing/2015/9/8/chartex" xmlns:cx2="http://schemas.microsoft.com/office/drawing/2015/10/21/chartex" xmlns:cx3="http://schemas.microsoft.com/office/drawing/2016/5/9/chartex" xmlns:cx4="http://schemas.microsoft.com/office/drawing/2016/5/10/chartex" xmlns:cx5="http://schemas.microsoft.com/office/drawing/2016/5/11/chartex" xmlns:cx6="http://schemas.microsoft.com/office/drawing/2016/5/12/chartex" xmlns:cx7="http://schemas.microsoft.com/office/drawing/2016/5/13/chartex" xmlns:cx8="http://schemas.microsoft.com/office/drawing/2016/5/14/chartex" xmlns:mc="http://schemas.openxmlformats.org/markup-compatibility/2006" xmlns:aink="http://schemas.microsoft.com/office/drawing/2016/ink" xmlns:am3d="http://schemas.microsoft.com/office/drawing/2017/model3d" xmlns:o="urn:schemas-microsoft-com:office:office" xmlns:oel="http://schemas.microsoft.com/office/2019/extlst" xmlns:r="http://schemas.openxmlformats.org/officeDocument/2006/relationships" xmlns:m="http://schemas.openxmlformats.org/officeDocument/2006/math" xmlns:v="urn:schemas-microsoft-com:vml" xmlns:wp14="http://schemas.microsoft.com/office/word/2010/wordprocessingDrawing" xmlns:wp="http://schemas.openxmlformats.org/drawingml/2006/wordprocessingDrawing" xmlns:w10="urn:schemas-microsoft-com:office:word" xmlns:w="http://schemas.openxmlformats.org/wordprocessingml/2006/main" xmlns:w14="http://schemas.microsoft.com/office/word/2010/wordml" xmlns:w15="http://schemas.microsoft.com/office/word/2012/wordml" xmlns:w16cex="http://schemas.microsoft.com/office/word/2018/wordml/cex" xmlns:w16cid="http://schemas.microsoft.com/office/word/2016/wordml/cid" xmlns:w16="http://schemas.microsoft.com/office/word/2018/wordml" xmlns:w16du="http://schemas.microsoft.com/office/word/2023/wordml/word16du" xmlns:w16sdtdh="http://schemas.microsoft.com/office/word/2020/wordml/sdtdatahash" xmlns:w16sdtfl="http://schemas.microsoft.com/office/word/2024/wordml/sdtformatlock" xmlns:w16se="http://schemas.microsoft.com/office/word/2015/wordml/symex" xmlns:wpg="http://schemas.microsoft.com/office/word/2010/wordprocessingGroup" xmlns:wpi="http://schemas.microsoft.com/office/word/2010/wordprocessingInk" xmlns:wne="http://schemas.microsoft.com/office/word/2006/wordml" xmlns:wps="http://schemas.microsoft.com/office/word/2010/wordprocessingShape" mc:Ignorable="w14 w15 w16se w16cid w16 w16cex w16sdtdh w16sdtfl w16du wp14">
+<w:document xmlns:wpc="http://schemas.microsoft.com/office/word/2010/wordprocessingCanvas" xmlns:cx="http://schemas.microsoft.com/office/drawing/2014/chartex" xmlns:cx1="http://schemas.microsoft.com/office/drawing/2015/9/8/chartex" xmlns:cx2="http://schemas.microsoft.com/office/drawing/2015/10/21/chartex" xmlns:cx3="http://schemas.microsoft.com/office/drawing/2016/5/9/chartex" xmlns:cx4="http://schemas.microsoft.com/office/drawing/2016/5/10/chartex" xmlns:cx5="http://schemas.microsoft.com/office/drawing/2016/5/11/chartex" xmlns:cx6="http://schemas.microsoft.com/office/drawing/2016/5/12/chartex" xmlns:cx7="http://schemas.microsoft.com/office/drawing/2016/5/13/chartex" xmlns:cx8="http://schemas.microsoft.com/office/drawing/2016/5/14/chartex" xmlns:mc="http://schemas.openxmlformats.org/markup-compatibility/2006" xmlns:aink="http://schemas.microsoft.com/office/drawing/2016/ink" xmlns:am3d="http://schemas.microsoft.com/office/drawing/2017/model3d" xmlns:o="urn:schemas-microsoft-com:office:office" xmlns:oel="http://schemas.microsoft.com/office/2019/extlst" xmlns:r="http://schemas.openxmlformats.org/officeDocument/2006/relationships" xmlns:m="http://schemas.openxmlformats.org/officeDocument/2006/math" xmlns:v="urn:schemas-microsoft-com:vml" xmlns:wp14="http://schemas.microsoft.com/office/word/2010/wordprocessingDrawing" xmlns:wp="http://schemas.openxmlformats.org/drawingml/2006/wordprocessingDrawing" xmlns:w10="urn:schemas-microsoft-com:office:word" xmlns:w="http://schemas.openxmlformats.org/wordprocessingml/2006/main" xmlns:w14="http://schemas.microsoft.com/office/word/2010/wordml" xmlns:w15="http://schemas.microsoft.com/office/word/2012/wordml" xmlns:w16cex="http://schemas.microsoft.com/office/word/2018/wordml/cex" xmlns:w16cid="http://schemas.microsoft.com/office/word/2016/wordml/cid" xmlns:w16="http://schemas.microsoft.com/office/word/2018/wordml" xmlns:w16sdtdh="http://schemas.microsoft.com/office/word/2020/wordml/sdtdatahash" xmlns:w16se="http://schemas.microsoft.com/office/word/2015/wordml/symex" xmlns:wpg="http://schemas.microsoft.com/office/word/2010/wordprocessingGroup" xmlns:wpi="http://schemas.microsoft.com/office/word/2010/wordprocessingInk" xmlns:wne="http://schemas.microsoft.com/office/word/2006/wordml" xmlns:wps="http://schemas.microsoft.com/office/word/2010/wordprocessingShape" mc:Ignorable="w14 w15 w16se w16cid w16 w16cex w16sdtdh wp14">
   <w:body>
+    <w:p>
+      <w:pPr>
+        <w:autoSpaceDE/>
+        <w:spacing w:line="304" w:lineRule="auto"/>
+        <w:jc w:val="both"/>
+      </w:pPr>
+      <w:r>
+        <w:rPr>
+          <w:b/>
+          <w:bCs/>
+          <w:color w:val="000000"/>
+          <w:sz w:val="24"/>
+          <w:szCs w:val="24"/>
+        </w:rPr>
+        <w:t>MADDE 3</w:t>
+      </w:r>
+      <w:r>
+        <w:rPr>
+          <w:color w:val="000000"/>
+          <w:sz w:val="24"/>
+          <w:szCs w:val="24"/>
+        </w:rPr>
+        <w:t xml:space="preserve"> – (1) Bu Kanunun uygulanmasında;</w:t>
+      </w:r>
+    </w:p>
+    <w:p>
+      <w:pPr>
+        <w:autoSpaceDE/>
+        <w:spacing w:line="304" w:lineRule="auto"/>
+        <w:ind w:firstLine="709"/>
+        <w:jc w:val="both"/>
+      </w:pPr>
+      <w:r>
+        <w:rPr>
+          <w:color w:val="000000"/>
+          <w:sz w:val="24"/>
+          <w:szCs w:val="24"/>
+        </w:rPr>
+        <w:t>a) Aile üyeleri: Başvuru sahibinin veya uluslararası koruma statüsü sahibi kişinin eşini, ergin olmayan çocuğu ile bağımlı ergin çocuğunu,</w:t>
+      </w:r>
+    </w:p>
+    <w:p>
+      <w:pPr>
+        <w:autoSpaceDE/>
+        <w:spacing w:line="304" w:lineRule="auto"/>
+        <w:ind w:firstLine="709"/>
+        <w:jc w:val="both"/>
+      </w:pPr>
+      <w:r>
+        <w:rPr>
+          <w:color w:val="000000"/>
+          <w:sz w:val="24"/>
+          <w:szCs w:val="24"/>
+        </w:rPr>
+        <w:t>b) Avrupa ülkeleri: Avrupa Konseyi üyesi olan ülkeler ile Cumhurbaşkanınca belirlenecek diğer ülkeleri,</w:t>
+      </w:r>
+    </w:p>
+    <w:p>
+      <w:pPr>
+        <w:autoSpaceDE/>
+        <w:spacing w:line="304" w:lineRule="auto"/>
+        <w:ind w:firstLine="709"/>
+        <w:jc w:val="both"/>
+      </w:pPr>
+      <w:r>
+        <w:rPr>
+          <w:color w:val="000000"/>
+          <w:sz w:val="24"/>
+          <w:szCs w:val="24"/>
+        </w:rPr>
+        <w:t>c) Bakan: İçişleri Bakanını,</w:t>
+      </w:r>
+    </w:p>
+    <w:p>
+      <w:pPr>
+        <w:autoSpaceDE/>
+        <w:spacing w:line="304" w:lineRule="auto"/>
+        <w:ind w:firstLine="709"/>
+        <w:jc w:val="both"/>
+      </w:pPr>
+      <w:r>
+        <w:rPr>
+          <w:color w:val="000000"/>
+          <w:sz w:val="24"/>
+          <w:szCs w:val="24"/>
+        </w:rPr>
+        <w:t>ç) Bakanlık: İçişleri Bakanlığını,</w:t>
+      </w:r>
+    </w:p>
+    <w:p>
+      <w:pPr>
+        <w:autoSpaceDE/>
+        <w:spacing w:line="300" w:lineRule="auto"/>
+        <w:ind w:firstLine="709"/>
+        <w:jc w:val="both"/>
+      </w:pPr>
+      <w:r>
+        <w:rPr>
+          <w:color w:val="000000"/>
+          <w:sz w:val="24"/>
+          <w:szCs w:val="24"/>
+        </w:rPr>
+        <w:t>d) Başvuru sahibi: Uluslararası koruma talebinde bulunan ve henüz başvurusu hakkında son karar verilmemiş olan kişiyi,</w:t>
+      </w:r>
+    </w:p>
+    <w:p>
+      <w:pPr>
+        <w:autoSpaceDE/>
+        <w:spacing w:line="300" w:lineRule="auto"/>
+        <w:ind w:firstLine="709"/>
+        <w:jc w:val="both"/>
+      </w:pPr>
+      <w:r>
+        <w:rPr>
+          <w:color w:val="000000"/>
+          <w:sz w:val="24"/>
+          <w:szCs w:val="24"/>
+        </w:rPr>
+        <w:t>e) Çocuk: Henüz on sekiz yaşını doldurmamış ve ergin olmamış kişiyi,</w:t>
+      </w:r>
+    </w:p>
+    <w:p>
+      <w:pPr>
+        <w:autoSpaceDE/>
+        <w:spacing w:line="300" w:lineRule="auto"/>
+        <w:ind w:firstLine="709"/>
+        <w:jc w:val="both"/>
+      </w:pPr>
+      <w:r>
+        <w:rPr>
+          <w:color w:val="000000"/>
+          <w:sz w:val="24"/>
+          <w:szCs w:val="24"/>
+        </w:rPr>
+        <w:t>f) Destekleyici: Aile birliği amacıyla Türkiye’ye gelecek yabancıların masraflarını üstlenen ve ikamet izni talebinde bulunanlar tarafından başvuruya dayanak gösterilen Türk vatandaşını veya Türkiye’de yasal olarak bulunan yabancıyı,</w:t>
+      </w:r>
+    </w:p>
+    <w:p>
+      <w:pPr>
+        <w:autoSpaceDE/>
+        <w:spacing w:line="300" w:lineRule="auto"/>
+        <w:ind w:firstLine="709"/>
+        <w:jc w:val="both"/>
+      </w:pPr>
+      <w:r>
+        <w:rPr>
+          <w:color w:val="000000"/>
+          <w:sz w:val="24"/>
+          <w:szCs w:val="24"/>
+        </w:rPr>
+        <w:t>g) Genel Müdür: Göç İdaresi Genel Müdürünü,</w:t>
+      </w:r>
+    </w:p>
+    <w:p>
+      <w:pPr>
+        <w:autoSpaceDE/>
+        <w:spacing w:line="300" w:lineRule="auto"/>
+        <w:ind w:firstLine="709"/>
+        <w:jc w:val="both"/>
+      </w:pPr>
+      <w:r>
+        <w:rPr>
+          <w:color w:val="000000"/>
+          <w:sz w:val="24"/>
+          <w:szCs w:val="24"/>
+        </w:rPr>
+        <w:t>ğ) Genel Müdürlük: Göç İdaresi Genel Müdürlüğünü,</w:t>
+      </w:r>
+    </w:p>
+    <w:p>
+      <w:pPr>
+        <w:autoSpaceDE/>
+        <w:spacing w:line="300" w:lineRule="auto"/>
+        <w:ind w:firstLine="709"/>
+        <w:jc w:val="both"/>
+      </w:pPr>
+      <w:r>
+        <w:rPr>
+          <w:color w:val="000000"/>
+          <w:sz w:val="24"/>
+          <w:szCs w:val="24"/>
+        </w:rPr>
+        <w:t>h) Giriş ve çıkış kontrolü: Sınır kapılarındaki kontrol işlemlerini,</w:t>
+      </w:r>
+    </w:p>
+    <w:p>
+      <w:pPr>
+        <w:autoSpaceDE/>
+        <w:spacing w:line="300" w:lineRule="auto"/>
+        <w:ind w:firstLine="709"/>
+        <w:jc w:val="both"/>
+      </w:pPr>
+      <w:r>
+        <w:rPr>
+          <w:color w:val="000000"/>
+          <w:sz w:val="24"/>
+          <w:szCs w:val="24"/>
+        </w:rPr>
+        <w:t>ı) Göç: Yabancıların, yasal yollarla Türkiye’ye girişini, Türkiye’de kalışını ve Türkiye’den çıkışını ifade eden düzenli göç ile yabancıların yasa dışı yollarla Türkiye’ye girişini, Türkiye’de kalışını, Türkiye’den çıkışını ve Türkiye’de izinsiz çalışmasını ifade eden düzensiz göçü ve uluslararası korumayı,</w:t>
+      </w:r>
+    </w:p>
+    <w:p>
+      <w:pPr>
+        <w:autoSpaceDE/>
+        <w:spacing w:line="300" w:lineRule="auto"/>
+        <w:ind w:firstLine="709"/>
+        <w:jc w:val="both"/>
+      </w:pPr>
+      <w:r>
+        <w:rPr>
+          <w:color w:val="000000"/>
+          <w:sz w:val="24"/>
+          <w:szCs w:val="24"/>
+        </w:rPr>
+        <w:t>i) İkamet adresi: Türkiye’de adres kayıt sisteminde kayıtlı olunan yeri,</w:t>
+      </w:r>
+    </w:p>
+    <w:p>
+      <w:pPr>
+        <w:autoSpaceDE/>
+        <w:spacing w:line="300" w:lineRule="auto"/>
+        <w:ind w:firstLine="709"/>
+        <w:jc w:val="both"/>
+      </w:pPr>
+      <w:r>
+        <w:rPr>
+          <w:color w:val="000000"/>
+          <w:sz w:val="24"/>
+          <w:szCs w:val="24"/>
+        </w:rPr>
+        <w:t>j) İkamet izni: Türkiye’de kalmak üzere verilen izin belgesini,</w:t>
+      </w:r>
+    </w:p>
+    <w:p>
+      <w:pPr>
+        <w:autoSpaceDE/>
+        <w:spacing w:line="300" w:lineRule="auto"/>
+        <w:ind w:firstLine="709"/>
+        <w:jc w:val="both"/>
+      </w:pPr>
+      <w:r>
+        <w:rPr>
+          <w:color w:val="000000"/>
+          <w:sz w:val="24"/>
+          <w:szCs w:val="24"/>
+        </w:rPr>
+        <w:t>k) Konsolosluk: Türkiye Cumhuriyeti başkonsolosluklarını, konsolosluklarını veya büyükelçilik konsolosluk şubelerini,</w:t>
+      </w:r>
+    </w:p>
+    <w:p>
+      <w:pPr>
+        <w:autoSpaceDE/>
+        <w:spacing w:line="300" w:lineRule="auto"/>
+        <w:ind w:firstLine="709"/>
+        <w:jc w:val="both"/>
+      </w:pPr>
+      <w:r>
+        <w:rPr>
+          <w:color w:val="000000"/>
+          <w:sz w:val="24"/>
+          <w:szCs w:val="24"/>
+        </w:rPr>
+        <w:t>l) Özel ihtiyaç sahibi: Başvuru sahibi ile uluslararası koruma statüsü sahibi kişilerden; refakatsiz çocuk, engelli, yaşlı, hamile, beraberinde çocuğu olan yalnız anne ya da baba veya işkence, cinsel saldırı ya da diğer ciddi psikolojik, bedensel ya da cinsel şiddete maruz kalmış kişiyi,</w:t>
+      </w:r>
+      <w:r>
+        <w:rPr>
+          <w:rStyle w:val="DipnotBavurusu"/>
+          <w:color w:val="000000"/>
+          <w:sz w:val="24"/>
+          <w:szCs w:val="24"/>
+        </w:rPr>
+        <w:footnoteReference w:id="1"/>
+      </w:r>
+      <w:r>
+        <w:t xml:space="preserve"> </w:t>
+      </w:r>
+    </w:p>
+    <w:p>
+      <w:pPr>
+        <w:autoSpaceDE/>
+        <w:spacing w:line="300" w:lineRule="auto"/>
+        <w:ind w:firstLine="709"/>
+        <w:jc w:val="both"/>
+      </w:pPr>
+      <w:r>
+        <w:rPr>
+          <w:color w:val="000000"/>
+          <w:sz w:val="24"/>
+          <w:szCs w:val="24"/>
+        </w:rPr>
+        <w:t>m) Refakatsiz çocuk: Sorumlu bir kişinin etkin bakımına alınmadığı sürece, kanunen ya da örf ve adet gereği kendisinden sorumlu bir yetişkinin refakati bulunmaksızın Türkiye’ye gelen veya Türkiye’ye giriş yaptıktan sonra refakatsiz kalan çocuğu,</w:t>
+      </w:r>
+    </w:p>
+    <w:p>
+      <w:pPr>
+        <w:autoSpaceDE/>
+        <w:spacing w:line="300" w:lineRule="auto"/>
+        <w:ind w:firstLine="709"/>
+        <w:jc w:val="both"/>
+      </w:pPr>
+      <w:r>
+        <w:rPr>
+          <w:color w:val="000000"/>
+          <w:sz w:val="24"/>
+          <w:szCs w:val="24"/>
+        </w:rPr>
+        <w:t>n) Seyahat belgesi: Pasaport yerine geçen belgeyi,</w:t>
+      </w:r>
+    </w:p>
+    <w:p>
+      <w:pPr>
+        <w:autoSpaceDE/>
+        <w:spacing w:line="300" w:lineRule="auto"/>
+        <w:ind w:firstLine="709"/>
+        <w:jc w:val="both"/>
+      </w:pPr>
+      <w:r>
+        <w:rPr>
+          <w:color w:val="000000"/>
+          <w:sz w:val="24"/>
+          <w:szCs w:val="24"/>
+        </w:rPr>
+        <w:t>o) Sınır kapısı: Cumhurbaşkanı kararıyla Türkiye’ye giriş ve Türkiye’den çıkış için belirlenen sınır geçiş noktasını,</w:t>
+      </w:r>
+    </w:p>
+    <w:p>
+      <w:pPr>
+        <w:autoSpaceDE/>
+        <w:spacing w:line="300" w:lineRule="auto"/>
+        <w:ind w:firstLine="709"/>
+        <w:jc w:val="both"/>
+      </w:pPr>
+      <w:r>
+        <w:rPr>
+          <w:color w:val="000000"/>
+          <w:sz w:val="24"/>
+          <w:szCs w:val="24"/>
+        </w:rPr>
+        <w:t>ö) Son karar: Başvuru sahibinin başvurusuyla veya uluslararası koruma statüsü sahibi kişinin statüsüyle ilgili kararlardan; idari itirazda bulunulmaması ve yargıya başvurulmaması hâlinde Genel Müdürlük tarafından verilen kararı veya yargıya başvurulması sonucunda temyiz edilmesi mümkün olmayan kararı,</w:t>
+      </w:r>
+    </w:p>
+    <w:p>
+      <w:pPr>
+        <w:autoSpaceDE/>
+        <w:spacing w:line="300" w:lineRule="auto"/>
+        <w:ind w:firstLine="709"/>
+        <w:jc w:val="both"/>
+      </w:pPr>
+      <w:r>
+        <w:rPr>
+          <w:color w:val="000000"/>
+          <w:sz w:val="24"/>
+          <w:szCs w:val="24"/>
+        </w:rPr>
+        <w:lastRenderedPageBreak/>
+        <w:t>p) Sözleşme: Mültecilerin Hukuki Durumuna Dair 1967 Protokolüyle değişik 28/7/1951 tarihli Mültecilerin Hukuki Durumuna Dair Sözleşmeyi,</w:t>
+      </w:r>
+    </w:p>
+    <w:p>
+      <w:pPr>
+        <w:autoSpaceDE/>
+        <w:spacing w:line="300" w:lineRule="auto"/>
+        <w:ind w:firstLine="709"/>
+        <w:jc w:val="both"/>
+      </w:pPr>
+      <w:r>
+        <w:rPr>
+          <w:color w:val="000000"/>
+          <w:sz w:val="24"/>
+          <w:szCs w:val="24"/>
+        </w:rPr>
+        <w:t>r) Uluslararası koruma: Mülteci, şartlı mülteci veya ikincil koruma statüsünü,</w:t>
+      </w:r>
+    </w:p>
+    <w:p>
+      <w:pPr>
+        <w:autoSpaceDE/>
+        <w:spacing w:line="300" w:lineRule="auto"/>
+        <w:ind w:firstLine="709"/>
+        <w:jc w:val="both"/>
+      </w:pPr>
+      <w:r>
+        <w:rPr>
+          <w:color w:val="000000"/>
+          <w:sz w:val="24"/>
+          <w:szCs w:val="24"/>
+        </w:rPr>
+        <w:t>s) Vatandaşı olduğu ülke: Yabancının vatandaşı olduğu ülkeyi veya yabancının birden fazla vatandaşlığının bulunduğu durumlarda, vatandaşlığında olduğu ülkelerden her birini,</w:t>
+      </w:r>
+    </w:p>
+    <w:p>
+      <w:pPr>
+        <w:autoSpaceDE/>
+        <w:spacing w:line="300" w:lineRule="auto"/>
+        <w:ind w:firstLine="709"/>
+        <w:jc w:val="both"/>
+      </w:pPr>
+      <w:r>
+        <w:rPr>
+          <w:color w:val="000000"/>
+          <w:sz w:val="24"/>
+          <w:szCs w:val="24"/>
+        </w:rPr>
+        <w:t>ş) Vatansız kişi: Hiçbir devlete vatandaşlık bağıyla bağlı bulunmayan ve yabancı sayılan kişiyi,</w:t>
+      </w:r>
+    </w:p>
+    <w:p>
+      <w:pPr>
+        <w:autoSpaceDE/>
+        <w:spacing w:line="304" w:lineRule="auto"/>
+        <w:ind w:firstLine="709"/>
+        <w:jc w:val="both"/>
+      </w:pPr>
+      <w:r>
+        <w:rPr>
+          <w:color w:val="000000"/>
+          <w:spacing w:val="-2"/>
+          <w:sz w:val="24"/>
+          <w:szCs w:val="24"/>
+        </w:rPr>
+        <w:t>t) Vize: Türkiye’de en fazla doksan güne kadar kalma hakkı tanıyan ya da transit geçişi sağlayan izni,</w:t>
+      </w:r>
+    </w:p>
+    <w:p>
+      <w:pPr>
+        <w:autoSpaceDE/>
+        <w:spacing w:line="304" w:lineRule="auto"/>
+        <w:ind w:firstLine="709"/>
+        <w:jc w:val="both"/>
+      </w:pPr>
+      <w:r>
+        <w:rPr>
+          <w:color w:val="000000"/>
+          <w:sz w:val="24"/>
+          <w:szCs w:val="24"/>
+        </w:rPr>
+        <w:t>u) Vize muafiyeti: Vize alma gerekliliğini kaldıran düzenlemeyi,</w:t>
+      </w:r>
+    </w:p>
+    <w:p>
+      <w:pPr>
+        <w:autoSpaceDE/>
+        <w:spacing w:line="304" w:lineRule="auto"/>
+        <w:ind w:firstLine="709"/>
+        <w:jc w:val="both"/>
+      </w:pPr>
+      <w:r>
+        <w:rPr>
+          <w:color w:val="000000"/>
+          <w:sz w:val="24"/>
+          <w:szCs w:val="24"/>
+        </w:rPr>
+        <w:t>ü) Yabancı: Türkiye Cumhuriyeti Devleti ile vatandaşlık bağı bulunmayan kişiyi,</w:t>
+      </w:r>
+    </w:p>
+    <w:p>
+      <w:pPr>
+        <w:autoSpaceDE/>
+        <w:spacing w:line="304" w:lineRule="auto"/>
+        <w:ind w:firstLine="709"/>
+        <w:jc w:val="both"/>
+      </w:pPr>
+      <w:r>
+        <w:rPr>
+          <w:color w:val="000000"/>
+          <w:spacing w:val="-2"/>
+          <w:sz w:val="24"/>
+          <w:szCs w:val="24"/>
+        </w:rPr>
+        <w:t>v) Yabancı kimlik numarası: 25/4/2006 tarihli ve 5490 sayılı Nüfus Hizmetleri Kanunu</w:t>
+      </w:r>
+      <w:r>
+        <w:rPr>
+          <w:color w:val="000000"/>
+          <w:sz w:val="24"/>
+          <w:szCs w:val="24"/>
+        </w:rPr>
+        <w:t xml:space="preserve"> uyarınca yabancılara verilen kimlik numarasını,</w:t>
+      </w:r>
+    </w:p>
+    <w:p>
+      <w:pPr>
+        <w:autoSpaceDE/>
+        <w:spacing w:line="304" w:lineRule="auto"/>
+        <w:ind w:firstLine="709"/>
+        <w:jc w:val="both"/>
+      </w:pPr>
+      <w:r>
+        <w:rPr>
+          <w:color w:val="000000"/>
+          <w:sz w:val="24"/>
+          <w:szCs w:val="24"/>
+        </w:rPr>
+        <w:t>y) Yetkili aracı kurum: Nitelikleri ve görev çerçevesi yönetmelikle belirlenen ve Genel Müdürlük tarafından yetkilendirilen kurum veya kuruluşu,</w:t>
+      </w:r>
+    </w:p>
+    <w:p>
+      <w:pPr>
+        <w:spacing w:line="304" w:lineRule="auto"/>
+        <w:ind w:firstLine="709"/>
+        <w:jc w:val="both"/>
+      </w:pPr>
+      <w:r>
+        <w:rPr>
+          <w:sz w:val="24"/>
+          <w:szCs w:val="24"/>
+        </w:rPr>
+        <w:t>z)</w:t>
+      </w:r>
+      <w:r>
+        <w:rPr>
+          <w:b/>
+          <w:bCs/>
+          <w:sz w:val="24"/>
+          <w:szCs w:val="24"/>
+        </w:rPr>
+        <w:t xml:space="preserve">.) </w:t>
+      </w:r>
+      <w:r>
+        <w:rPr>
+          <w:sz w:val="24"/>
+          <w:szCs w:val="24"/>
+        </w:rPr>
+        <w:t>Kabul edilemeyen yolcu: Ülkeye giriş yapabilmek veya ülkeden transit geçebilmek için sınır kapılarına gelen ancak mevzuatta aranan koşulları taşımadığından ülkeye girişine veya ülkeden transit geçişine izin verilmeyen kişiyi,</w:t>
+      </w:r>
+    </w:p>
+    <w:p>
+      <w:pPr>
+        <w:autoSpaceDE/>
+        <w:spacing w:line="304" w:lineRule="auto"/>
+        <w:ind w:firstLine="709"/>
+        <w:jc w:val="both"/>
+      </w:pPr>
+      <w:r>
+        <w:rPr>
+          <w:sz w:val="24"/>
+          <w:szCs w:val="24"/>
+        </w:rPr>
+        <w:t>aa) Taşıyıcı: Yabancı uyruklu yolcuları taşıyan kara, hava, deniz ve demiryolu taşıtlarının gerçek veya tüzel kişi olan sahiplerini veya ticari kara, hava, deniz ve demiryolu işletmecilerini,</w:t>
+      </w:r>
+    </w:p>
+    <w:p>
+      <w:pPr>
+        <w:autoSpaceDE/>
+        <w:spacing w:line="304" w:lineRule="auto"/>
+        <w:ind w:firstLine="709"/>
+        <w:jc w:val="both"/>
+      </w:pPr>
+      <w:r>
+        <w:rPr>
+          <w:color w:val="000000"/>
+          <w:sz w:val="24"/>
+          <w:szCs w:val="24"/>
+        </w:rPr>
+        <w:t>ifade eder.</w:t>
+      </w:r>
+    </w:p>
     <w:p>
       <w:pPr>
         <w:autoSpaceDE/>
@@ -10,26 +567,61 @@
       </w:pPr>
       <w:r>
         <w:rPr>
+          <w:sz w:val="24"/>
+          <w:szCs w:val="24"/>
+        </w:rPr>
+        <w:t> </w:t>
+      </w:r>
+    </w:p>
+    <w:p>
+      <w:pPr>
+        <w:autoSpaceDE/>
+        <w:spacing w:line="300" w:lineRule="auto"/>
+        <w:jc w:val="both"/>
+      </w:pPr>
+      <w:r>
+        <w:rPr>
           <w:b/>
           <w:bCs/>
-          <w:sz w:val="24"/>
-          <w:szCs w:val="24"/>
-        </w:rPr>
-        <w:t>YABANCILAR VE ULUSLARARASI KORUMA KANUNU</w:t>
-      </w:r>
-      <w:r>
-        <w:rPr>
-          <w:sz w:val="24"/>
-          <w:szCs w:val="24"/>
-        </w:rPr>
-        <w:t xml:space="preserve"> </w:t>
-      </w:r>
-    </w:p>
-    <w:p>
-      <w:pPr>
-        <w:autoSpaceDE/>
-        <w:spacing w:line="304" w:lineRule="auto"/>
-        <w:jc w:val="center"/>
+          <w:color w:val="000000"/>
+          <w:spacing w:val="-2"/>
+          <w:sz w:val="24"/>
+          <w:szCs w:val="24"/>
+        </w:rPr>
+        <w:t xml:space="preserve">MADDE 27 – </w:t>
+      </w:r>
+      <w:r>
+        <w:rPr>
+          <w:color w:val="000000"/>
+          <w:spacing w:val="-2"/>
+          <w:sz w:val="24"/>
+          <w:szCs w:val="24"/>
+        </w:rPr>
+        <w:t xml:space="preserve">(1) Geçerli çalışma izni ile 27/2/2003 tarihli ve 4817 sayılı Yabancıların Çalışma İzinleri Hakkında Kanunun 10 uncu maddesine istinaden verilen Çalışma İzni Muafiyet Teyit Belgesi, ikamet izni sayılır. </w:t>
+      </w:r>
+    </w:p>
+    <w:p>
+      <w:pPr>
+        <w:autoSpaceDE/>
+        <w:spacing w:line="300" w:lineRule="auto"/>
+        <w:ind w:firstLine="709"/>
+        <w:jc w:val="both"/>
+      </w:pPr>
+      <w:r>
+        <w:rPr>
+          <w:color w:val="000000"/>
+          <w:sz w:val="24"/>
+          <w:szCs w:val="24"/>
+        </w:rPr>
+        <w:t>(2) Çalışma izni verilebilmesi veya iznin uzatılabilmesi için yabancının 7 nci madde kapsamına girmemesi şartı aranır.</w:t>
+      </w:r>
+    </w:p>
+    <w:p>
+      <w:pPr>
+        <w:autoSpaceDE/>
+        <w:spacing w:line="288" w:lineRule="auto"/>
+        <w:ind w:firstLine="709"/>
+        <w:jc w:val="both"/>
       </w:pPr>
       <w:r>
         <w:rPr>
@@ -42,494 +634,162 @@
     <w:p>
       <w:pPr>
         <w:autoSpaceDE/>
-        <w:spacing w:line="304" w:lineRule="auto"/>
-        <w:ind w:firstLine="709"/>
+        <w:spacing w:line="288" w:lineRule="auto"/>
         <w:jc w:val="both"/>
       </w:pPr>
       <w:r>
         <w:rPr>
           <w:b/>
           <w:bCs/>
-          <w:sz w:val="24"/>
-          <w:szCs w:val="24"/>
-        </w:rPr>
-        <w:t>Kanun Numarası</w:t>
+          <w:color w:val="000000"/>
+          <w:sz w:val="24"/>
+          <w:szCs w:val="24"/>
+        </w:rPr>
+        <w:t xml:space="preserve">MADDE 54 – </w:t>
+      </w:r>
+      <w:r>
+        <w:rPr>
+          <w:color w:val="000000"/>
+          <w:sz w:val="24"/>
+          <w:szCs w:val="24"/>
+        </w:rPr>
+        <w:t>(1) Aşağıda sayılan yabancılar hakkında sınır dışı etme kararı alınır:</w:t>
+      </w:r>
+    </w:p>
+    <w:p>
+      <w:pPr>
+        <w:autoSpaceDE/>
+        <w:spacing w:line="288" w:lineRule="auto"/>
+        <w:ind w:firstLine="709"/>
+        <w:jc w:val="both"/>
+      </w:pPr>
+      <w:r>
+        <w:rPr>
+          <w:color w:val="000000"/>
+          <w:sz w:val="24"/>
+          <w:szCs w:val="24"/>
+        </w:rPr>
+        <w:t>a)</w:t>
       </w:r>
       <w:r>
         <w:rPr>
           <w:b/>
           <w:bCs/>
-          <w:sz w:val="24"/>
-          <w:szCs w:val="24"/>
-        </w:rPr>
-        <w:tab/>
-      </w:r>
-      <w:r>
-        <w:rPr>
-          <w:b/>
-          <w:bCs/>
-          <w:sz w:val="24"/>
-          <w:szCs w:val="24"/>
-        </w:rPr>
-        <w:tab/>
-      </w:r>
-      <w:r>
-        <w:rPr>
-          <w:b/>
-          <w:bCs/>
-          <w:sz w:val="24"/>
-          <w:szCs w:val="24"/>
-        </w:rPr>
-        <w:t>: 6458</w:t>
-      </w:r>
-    </w:p>
-    <w:p>
-      <w:pPr>
-        <w:autoSpaceDE/>
-        <w:spacing w:line="304" w:lineRule="auto"/>
-        <w:ind w:firstLine="709"/>
-        <w:jc w:val="both"/>
-      </w:pPr>
-      <w:r>
-        <w:rPr>
-          <w:b/>
-          <w:bCs/>
-          <w:sz w:val="24"/>
-          <w:szCs w:val="24"/>
-        </w:rPr>
-        <w:t>Kabul Tarihi</w:t>
-      </w:r>
-      <w:r>
-        <w:rPr>
-          <w:b/>
-          <w:bCs/>
-          <w:sz w:val="24"/>
-          <w:szCs w:val="24"/>
-        </w:rPr>
-        <w:tab/>
-      </w:r>
-      <w:r>
-        <w:rPr>
-          <w:b/>
-          <w:bCs/>
-          <w:sz w:val="24"/>
-          <w:szCs w:val="24"/>
-        </w:rPr>
-        <w:tab/>
-      </w:r>
-      <w:r>
-        <w:rPr>
-          <w:b/>
-          <w:bCs/>
-          <w:sz w:val="24"/>
-          <w:szCs w:val="24"/>
-        </w:rPr>
-        <w:tab/>
-      </w:r>
-      <w:r>
-        <w:rPr>
-          <w:b/>
-          <w:bCs/>
-          <w:sz w:val="24"/>
-          <w:szCs w:val="24"/>
-        </w:rPr>
-        <w:t>: 4/4/2013</w:t>
-      </w:r>
-    </w:p>
-    <w:p>
-      <w:pPr>
-        <w:autoSpaceDE/>
-        <w:spacing w:line="304" w:lineRule="auto"/>
-        <w:ind w:firstLine="709"/>
-        <w:jc w:val="both"/>
-      </w:pPr>
-      <w:r>
-        <w:rPr>
-          <w:b/>
-          <w:bCs/>
-          <w:sz w:val="24"/>
-          <w:szCs w:val="24"/>
-        </w:rPr>
-        <w:t>Yayımlandığı Resmî Gazete: Tarih: 11/4/2013        Sayı: 28615</w:t>
-      </w:r>
-    </w:p>
-    <w:p>
-      <w:pPr>
-        <w:autoSpaceDE/>
-        <w:spacing w:line="304" w:lineRule="auto"/>
-        <w:ind w:firstLine="709"/>
-        <w:jc w:val="both"/>
-      </w:pPr>
-      <w:r>
-        <w:rPr>
-          <w:b/>
-          <w:bCs/>
-          <w:sz w:val="24"/>
-          <w:szCs w:val="24"/>
-        </w:rPr>
-        <w:t>Yayımlandığı Düstur</w:t>
-      </w:r>
-      <w:r>
-        <w:rPr>
-          <w:b/>
-          <w:bCs/>
-          <w:sz w:val="24"/>
-          <w:szCs w:val="24"/>
-        </w:rPr>
-        <w:tab/>
-      </w:r>
-      <w:r>
-        <w:rPr>
-          <w:b/>
-          <w:bCs/>
-          <w:sz w:val="24"/>
-          <w:szCs w:val="24"/>
-        </w:rPr>
-        <w:t>: Tertip: 5                     Cilt: 53</w:t>
-      </w:r>
-    </w:p>
-    <w:p>
-      <w:pPr>
-        <w:autoSpaceDE/>
-        <w:spacing w:line="304" w:lineRule="auto"/>
-        <w:jc w:val="center"/>
-      </w:pPr>
-      <w:r>
-        <w:rPr>
-          <w:b/>
-          <w:bCs/>
-          <w:sz w:val="24"/>
-          <w:szCs w:val="24"/>
-        </w:rPr>
-        <w:t> </w:t>
-      </w:r>
-    </w:p>
-    <w:p>
-      <w:pPr>
-        <w:autoSpaceDE/>
-        <w:spacing w:line="304" w:lineRule="auto"/>
-        <w:ind w:firstLine="709"/>
-        <w:jc w:val="both"/>
-      </w:pPr>
-      <w:r>
-        <w:rPr>
-          <w:b/>
-          <w:bCs/>
-          <w:color w:val="000000"/>
-          <w:sz w:val="24"/>
-          <w:szCs w:val="24"/>
-        </w:rPr>
-        <w:t>Tanımla</w:t>
-      </w:r>
-      <w:r>
-        <w:rPr>
-          <w:b/>
-          <w:bCs/>
-          <w:color w:val="000000"/>
-          <w:sz w:val="24"/>
-          <w:szCs w:val="24"/>
-        </w:rPr>
-        <w:t>r</w:t>
-      </w:r>
-    </w:p>
-    <w:p>
-      <w:pPr>
-        <w:autoSpaceDE/>
-        <w:spacing w:line="304" w:lineRule="auto"/>
-        <w:ind w:firstLine="709"/>
-        <w:jc w:val="both"/>
-      </w:pPr>
-      <w:r>
-        <w:rPr>
-          <w:b/>
-          <w:bCs/>
-          <w:color w:val="000000"/>
-          <w:sz w:val="24"/>
-          <w:szCs w:val="24"/>
-        </w:rPr>
-        <w:t>MADDE 3</w:t>
-      </w:r>
-      <w:r>
-        <w:rPr>
-          <w:color w:val="000000"/>
-          <w:sz w:val="24"/>
-          <w:szCs w:val="24"/>
-        </w:rPr>
-        <w:t xml:space="preserve"> – (1) Bu Kanunun uygulanmasında;</w:t>
-      </w:r>
-    </w:p>
-    <w:p>
-      <w:pPr>
-        <w:autoSpaceDE/>
-        <w:spacing w:line="304" w:lineRule="auto"/>
-        <w:ind w:firstLine="709"/>
-        <w:jc w:val="both"/>
-      </w:pPr>
-      <w:r>
-        <w:rPr>
-          <w:color w:val="000000"/>
-          <w:sz w:val="24"/>
-          <w:szCs w:val="24"/>
-        </w:rPr>
-        <w:t>a) Aile üyeleri: Başvuru sahibinin veya uluslararası koruma statüsü sahibi kişinin eşini, ergin olmayan çocuğu ile bağımlı ergin çocuğunu,</w:t>
-      </w:r>
-    </w:p>
-    <w:p>
-      <w:pPr>
-        <w:autoSpaceDE/>
-        <w:spacing w:line="304" w:lineRule="auto"/>
-        <w:ind w:firstLine="709"/>
-        <w:jc w:val="both"/>
-      </w:pPr>
-      <w:r>
-        <w:rPr>
-          <w:color w:val="000000"/>
-          <w:sz w:val="24"/>
-          <w:szCs w:val="24"/>
-        </w:rPr>
-        <w:t>b) Avrupa ülkeleri: Avrupa Konseyi üyesi olan ülkeler ile Cumhurbaşkanınca belirlenecek diğer ülkeleri,</w:t>
-      </w:r>
-    </w:p>
-    <w:p>
-      <w:pPr>
-        <w:autoSpaceDE/>
-        <w:spacing w:line="304" w:lineRule="auto"/>
-        <w:ind w:firstLine="709"/>
-        <w:jc w:val="both"/>
-      </w:pPr>
-      <w:r>
-        <w:rPr>
-          <w:color w:val="000000"/>
-          <w:sz w:val="24"/>
-          <w:szCs w:val="24"/>
-        </w:rPr>
-        <w:t>c) Bakan: İçişleri Bakanını,</w:t>
-      </w:r>
-    </w:p>
-    <w:p>
-      <w:pPr>
-        <w:autoSpaceDE/>
-        <w:spacing w:line="304" w:lineRule="auto"/>
-        <w:ind w:firstLine="709"/>
-        <w:jc w:val="both"/>
-      </w:pPr>
-      <w:r>
-        <w:rPr>
-          <w:color w:val="000000"/>
-          <w:sz w:val="24"/>
-          <w:szCs w:val="24"/>
-        </w:rPr>
-        <w:t>ç) Bakanlık: İçişleri Bakanlığını,</w:t>
-      </w:r>
-    </w:p>
-    <w:p>
-      <w:pPr>
-        <w:autoSpaceDE/>
-        <w:spacing w:line="300" w:lineRule="auto"/>
-        <w:ind w:firstLine="709"/>
-        <w:jc w:val="both"/>
-      </w:pPr>
-      <w:r>
-        <w:rPr>
-          <w:color w:val="000000"/>
-          <w:sz w:val="24"/>
-          <w:szCs w:val="24"/>
-        </w:rPr>
-        <w:t>d) Başvuru sahibi: Uluslararası koruma talebinde bulunan ve henüz başvurusu hakkında son karar verilmemiş olan kişiyi,</w:t>
-      </w:r>
-    </w:p>
-    <w:p>
-      <w:pPr>
-        <w:autoSpaceDE/>
-        <w:spacing w:line="300" w:lineRule="auto"/>
-        <w:ind w:firstLine="709"/>
-        <w:jc w:val="both"/>
-      </w:pPr>
-      <w:r>
-        <w:rPr>
-          <w:color w:val="000000"/>
-          <w:sz w:val="24"/>
-          <w:szCs w:val="24"/>
-        </w:rPr>
-        <w:t>e) Çocuk: Henüz on sekiz yaşını doldurmamış ve ergin olmamış kişiyi,</w:t>
-      </w:r>
-    </w:p>
-    <w:p>
-      <w:pPr>
-        <w:autoSpaceDE/>
-        <w:spacing w:line="300" w:lineRule="auto"/>
-        <w:ind w:firstLine="709"/>
-        <w:jc w:val="both"/>
-      </w:pPr>
-      <w:r>
-        <w:rPr>
-          <w:color w:val="000000"/>
-          <w:sz w:val="24"/>
-          <w:szCs w:val="24"/>
-        </w:rPr>
-        <w:t>f) Destekleyici: Aile birliği amacıyla Türkiye’ye gelecek yabancıların masraflarını üstlenen ve ikamet izni talebinde bulunanlar tarafından başvuruya dayanak gösterilen Türk vatandaşını veya Türkiye’de yasal olarak bulunan yabancıyı,</w:t>
-      </w:r>
-    </w:p>
-    <w:p>
-      <w:pPr>
-        <w:autoSpaceDE/>
-        <w:spacing w:line="300" w:lineRule="auto"/>
-        <w:ind w:firstLine="709"/>
-        <w:jc w:val="both"/>
-      </w:pPr>
-      <w:r>
-        <w:rPr>
-          <w:color w:val="000000"/>
-          <w:sz w:val="24"/>
-          <w:szCs w:val="24"/>
-        </w:rPr>
-        <w:t>g) Genel Müdür: Göç İdaresi Genel Müdürünü,</w:t>
-      </w:r>
-    </w:p>
-    <w:p>
-      <w:pPr>
-        <w:autoSpaceDE/>
-        <w:spacing w:line="300" w:lineRule="auto"/>
-        <w:ind w:firstLine="709"/>
-        <w:jc w:val="both"/>
-      </w:pPr>
-      <w:r>
-        <w:rPr>
-          <w:color w:val="000000"/>
-          <w:sz w:val="24"/>
-          <w:szCs w:val="24"/>
-        </w:rPr>
-        <w:t>ğ) Genel Müdürlük: Göç İdaresi Genel Müdürlüğünü,</w:t>
-      </w:r>
-    </w:p>
-    <w:p>
-      <w:pPr>
-        <w:autoSpaceDE/>
-        <w:spacing w:line="300" w:lineRule="auto"/>
-        <w:ind w:firstLine="709"/>
-        <w:jc w:val="both"/>
-      </w:pPr>
-      <w:r>
-        <w:rPr>
-          <w:color w:val="000000"/>
-          <w:sz w:val="24"/>
-          <w:szCs w:val="24"/>
-        </w:rPr>
-        <w:t>h) Giriş ve çıkış kontrolü: Sınır kapılarındaki kontrol işlemlerini,</w:t>
-      </w:r>
-    </w:p>
-    <w:p>
-      <w:pPr>
-        <w:autoSpaceDE/>
-        <w:spacing w:line="300" w:lineRule="auto"/>
-        <w:ind w:firstLine="709"/>
-        <w:jc w:val="both"/>
-      </w:pPr>
-      <w:r>
-        <w:rPr>
-          <w:color w:val="000000"/>
-          <w:sz w:val="24"/>
-          <w:szCs w:val="24"/>
-        </w:rPr>
-        <w:t>ı) Göç: Yabancıların, yasal yollarla Türkiye’ye girişini, Türkiye’de kalışını ve Türkiye’den çıkışını ifade eden düzenli göç ile yabancıların yasa dışı yollarla Türkiye’ye girişini, Türkiye’de kalışını, Türkiye’den çıkışını ve Türkiye’de izinsiz çalışmasını ifade eden düzensiz göçü ve uluslararası korumayı,</w:t>
-      </w:r>
-    </w:p>
-    <w:p>
-      <w:pPr>
-        <w:autoSpaceDE/>
-        <w:spacing w:line="300" w:lineRule="auto"/>
-        <w:ind w:firstLine="709"/>
-        <w:jc w:val="both"/>
-      </w:pPr>
-      <w:r>
-        <w:rPr>
-          <w:color w:val="000000"/>
-          <w:sz w:val="24"/>
-          <w:szCs w:val="24"/>
-        </w:rPr>
-        <w:t>i) İkamet adresi: Türkiye’de adres kayıt sisteminde kayıtlı olunan yeri,</w:t>
-      </w:r>
-    </w:p>
-    <w:p>
-      <w:pPr>
-        <w:autoSpaceDE/>
-        <w:spacing w:line="300" w:lineRule="auto"/>
-        <w:ind w:firstLine="709"/>
-        <w:jc w:val="both"/>
-      </w:pPr>
-      <w:r>
-        <w:rPr>
-          <w:color w:val="000000"/>
-          <w:sz w:val="24"/>
-          <w:szCs w:val="24"/>
-        </w:rPr>
-        <w:t>j) İkamet izni: Türkiye’de kalmak üzere verilen izin belgesini,</w:t>
-      </w:r>
-    </w:p>
-    <w:p>
-      <w:pPr>
-        <w:autoSpaceDE/>
-        <w:spacing w:line="300" w:lineRule="auto"/>
-        <w:ind w:firstLine="709"/>
-        <w:jc w:val="both"/>
-      </w:pPr>
-      <w:r>
-        <w:rPr>
-          <w:color w:val="000000"/>
-          <w:sz w:val="24"/>
-          <w:szCs w:val="24"/>
-        </w:rPr>
-        <w:t>k) Konsolosluk: Türkiye Cumhuriyeti başkonsolosluklarını, konsolosluklarını veya büyükelçilik konsolosluk şubelerini,</w:t>
-      </w:r>
-    </w:p>
-    <w:p>
-      <w:pPr>
-        <w:autoSpaceDE/>
-        <w:spacing w:line="300" w:lineRule="auto"/>
-        <w:ind w:firstLine="709"/>
-        <w:jc w:val="both"/>
-      </w:pPr>
-      <w:r>
-        <w:rPr>
-          <w:color w:val="000000"/>
-          <w:sz w:val="24"/>
-          <w:szCs w:val="24"/>
-        </w:rPr>
-        <w:t>l) Özel ihtiyaç sahibi: Başvuru sahibi ile uluslararası koruma statüsü sahibi kişilerden; refakatsiz çocuk, engelli, yaşlı, hamile, beraberinde çocuğu olan yalnız anne ya da baba veya işkence, cinsel saldırı ya da diğer ciddi psikolojik, bedensel ya da cinsel şiddete maruz kalmış kişiyi,</w:t>
-      </w:r>
-      <w:r>
-        <w:rPr>
-          <w:rStyle w:val="DipnotBavurusu"/>
-          <w:color w:val="000000"/>
-          <w:sz w:val="24"/>
-          <w:szCs w:val="24"/>
-        </w:rPr>
-        <w:footnoteReference w:id="1"/>
-      </w:r>
-      <w:r>
+          <w:color w:val="000000"/>
+          <w:sz w:val="24"/>
+          <w:szCs w:val="24"/>
+        </w:rPr>
         <w:t xml:space="preserve"> </w:t>
       </w:r>
-    </w:p>
-    <w:p>
-      <w:pPr>
-        <w:autoSpaceDE/>
-        <w:spacing w:line="300" w:lineRule="auto"/>
-        <w:ind w:firstLine="709"/>
-        <w:jc w:val="both"/>
-      </w:pPr>
-      <w:r>
-        <w:rPr>
-          <w:color w:val="000000"/>
-          <w:sz w:val="24"/>
-          <w:szCs w:val="24"/>
-        </w:rPr>
-        <w:t>m) Refakatsiz çocuk: Sorumlu bir kişinin etkin bakımına alınmadığı sürece, kanunen ya da örf ve adet gereği kendisinden sorumlu bir yetişkinin refakati bulunmaksızın Türkiye’ye gelen veya Türkiye’ye giriş yaptıktan sonra refakatsiz kalan çocuğu,</w:t>
-      </w:r>
-    </w:p>
-    <w:p>
-      <w:pPr>
-        <w:autoSpaceDE/>
-        <w:spacing w:line="300" w:lineRule="auto"/>
+      <w:r>
+        <w:rPr>
+          <w:color w:val="000000"/>
+          <w:sz w:val="24"/>
+          <w:szCs w:val="24"/>
+        </w:rPr>
+        <w:t>5237 sayılı Kanunun 59 uncu maddesi kapsamında sınır dışı edilmesi gerektiği değerlendirilenler</w:t>
+      </w:r>
+    </w:p>
+    <w:p>
+      <w:pPr>
+        <w:autoSpaceDE/>
+        <w:spacing w:line="288" w:lineRule="auto"/>
+        <w:ind w:firstLine="709"/>
+        <w:jc w:val="both"/>
+      </w:pPr>
+      <w:r>
+        <w:rPr>
+          <w:color w:val="000000"/>
+          <w:sz w:val="24"/>
+          <w:szCs w:val="24"/>
+        </w:rPr>
+        <w:t>b) Terör örgütü yöneticisi, üyesi, destekleyicisi veya çıkar amaçlı suç örgütü yöneticisi, üyesi veya destekleyicisi olanlar</w:t>
+      </w:r>
+    </w:p>
+    <w:p>
+      <w:pPr>
+        <w:autoSpaceDE/>
+        <w:spacing w:line="288" w:lineRule="auto"/>
+        <w:ind w:firstLine="709"/>
+        <w:jc w:val="both"/>
+      </w:pPr>
+      <w:r>
+        <w:rPr>
+          <w:color w:val="000000"/>
+          <w:sz w:val="24"/>
+          <w:szCs w:val="24"/>
+        </w:rPr>
+        <w:t>c) Türkiye’ye giriş, vize ve ikamet izinleri için yapılan işlemlerde gerçek dışı bilgi ve sahte belge kullananlar</w:t>
+      </w:r>
+    </w:p>
+    <w:p>
+      <w:pPr>
+        <w:autoSpaceDE/>
+        <w:spacing w:line="288" w:lineRule="auto"/>
+        <w:ind w:firstLine="709"/>
+        <w:jc w:val="both"/>
+      </w:pPr>
+      <w:r>
+        <w:rPr>
+          <w:color w:val="000000"/>
+          <w:sz w:val="24"/>
+          <w:szCs w:val="24"/>
+        </w:rPr>
+        <w:t>ç) Türkiye’de bulunduğu süre zarfında geçimini meşru olmayan yollardan sağlayanlar</w:t>
+      </w:r>
+    </w:p>
+    <w:p>
+      <w:pPr>
+        <w:autoSpaceDE/>
+        <w:spacing w:line="288" w:lineRule="auto"/>
+        <w:ind w:firstLine="709"/>
+        <w:jc w:val="both"/>
+      </w:pPr>
+      <w:r>
+        <w:rPr>
+          <w:color w:val="000000"/>
+          <w:sz w:val="24"/>
+          <w:szCs w:val="24"/>
+        </w:rPr>
+        <w:t>d) Kamu düzeni veya kamu güvenliği ya da kamu sağlığı açısından tehdit oluşturanlar</w:t>
+      </w:r>
+    </w:p>
+    <w:p>
+      <w:pPr>
+        <w:autoSpaceDE/>
+        <w:spacing w:line="288" w:lineRule="auto"/>
+        <w:ind w:firstLine="709"/>
+        <w:jc w:val="both"/>
+      </w:pPr>
+      <w:r>
+        <w:rPr>
+          <w:color w:val="000000"/>
+          <w:sz w:val="24"/>
+          <w:szCs w:val="24"/>
+        </w:rPr>
+        <w:t>e) Vize veya vize muafiyeti süresini on günden fazla aşanlar veya vizesi iptal edilenler</w:t>
+      </w:r>
+    </w:p>
+    <w:p>
+      <w:pPr>
+        <w:autoSpaceDE/>
+        <w:spacing w:line="288" w:lineRule="auto"/>
+        <w:ind w:firstLine="709"/>
+        <w:jc w:val="both"/>
+      </w:pPr>
+      <w:r>
+        <w:rPr>
+          <w:color w:val="000000"/>
+          <w:sz w:val="24"/>
+          <w:szCs w:val="24"/>
+        </w:rPr>
+        <w:t>f) İkamet izinleri iptal edilenler</w:t>
+      </w:r>
+    </w:p>
+    <w:p>
+      <w:pPr>
+        <w:autoSpaceDE/>
+        <w:spacing w:line="288" w:lineRule="auto"/>
         <w:ind w:firstLine="709"/>
         <w:jc w:val="both"/>
       </w:pPr>
@@ -540,535 +800,6 @@
           <w:szCs w:val="24"/>
         </w:rPr>
         <w:lastRenderedPageBreak/>
-        <w:t>n) Seyahat belgesi: Pasaport yerine geçen belgeyi,</w:t>
-      </w:r>
-    </w:p>
-    <w:p>
-      <w:pPr>
-        <w:autoSpaceDE/>
-        <w:spacing w:line="300" w:lineRule="auto"/>
-        <w:ind w:firstLine="709"/>
-        <w:jc w:val="both"/>
-      </w:pPr>
-      <w:r>
-        <w:rPr>
-          <w:color w:val="000000"/>
-          <w:sz w:val="24"/>
-          <w:szCs w:val="24"/>
-        </w:rPr>
-        <w:t>o) Sınır kapısı: Cumhurbaşkanı kararıyla Türkiye’ye giriş ve Türkiye’den çıkış için belirlenen sınır geçiş noktasını,</w:t>
-      </w:r>
-    </w:p>
-    <w:p>
-      <w:pPr>
-        <w:autoSpaceDE/>
-        <w:spacing w:line="300" w:lineRule="auto"/>
-        <w:ind w:firstLine="709"/>
-        <w:jc w:val="both"/>
-      </w:pPr>
-      <w:r>
-        <w:rPr>
-          <w:color w:val="000000"/>
-          <w:sz w:val="24"/>
-          <w:szCs w:val="24"/>
-        </w:rPr>
-        <w:t>ö) Son karar: Başvuru sahibinin başvurusuyla veya uluslararası koruma statüsü sahibi kişinin statüsüyle ilgili kararlardan; idari itirazda bulunulmaması ve yargıya başvurulmaması hâlinde Genel Müdürlük tarafından verilen kararı veya yargıya başvurulması sonucunda temyiz edilmesi mümkün olmayan kararı,</w:t>
-      </w:r>
-    </w:p>
-    <w:p>
-      <w:pPr>
-        <w:autoSpaceDE/>
-        <w:spacing w:line="300" w:lineRule="auto"/>
-        <w:ind w:firstLine="709"/>
-        <w:jc w:val="both"/>
-      </w:pPr>
-      <w:r>
-        <w:rPr>
-          <w:color w:val="000000"/>
-          <w:sz w:val="24"/>
-          <w:szCs w:val="24"/>
-        </w:rPr>
-        <w:t>p) Sözleşme: Mültecilerin Hukuki Durumuna Dair 1967 Protokolüyle değişik 28/7/1951 tarihli Mültecilerin Hukuki Durumuna Dair Sözleşmeyi,</w:t>
-      </w:r>
-    </w:p>
-    <w:p>
-      <w:pPr>
-        <w:autoSpaceDE/>
-        <w:spacing w:line="300" w:lineRule="auto"/>
-        <w:ind w:firstLine="709"/>
-        <w:jc w:val="both"/>
-      </w:pPr>
-      <w:r>
-        <w:rPr>
-          <w:color w:val="000000"/>
-          <w:sz w:val="24"/>
-          <w:szCs w:val="24"/>
-        </w:rPr>
-        <w:t>r) Uluslararası koruma: Mülteci, şartlı mülteci veya ikincil koruma statüsünü,</w:t>
-      </w:r>
-    </w:p>
-    <w:p>
-      <w:pPr>
-        <w:autoSpaceDE/>
-        <w:spacing w:line="300" w:lineRule="auto"/>
-        <w:ind w:firstLine="709"/>
-        <w:jc w:val="both"/>
-      </w:pPr>
-      <w:r>
-        <w:rPr>
-          <w:color w:val="000000"/>
-          <w:sz w:val="24"/>
-          <w:szCs w:val="24"/>
-        </w:rPr>
-        <w:t>s) Vatandaşı olduğu ülke: Yabancının vatandaşı olduğu ülkeyi veya yabancının birden fazla vatandaşlığının bulunduğu durumlarda, vatandaşlığında olduğu ülkelerden her birini,</w:t>
-      </w:r>
-    </w:p>
-    <w:p>
-      <w:pPr>
-        <w:autoSpaceDE/>
-        <w:spacing w:line="300" w:lineRule="auto"/>
-        <w:ind w:firstLine="709"/>
-        <w:jc w:val="both"/>
-      </w:pPr>
-      <w:r>
-        <w:rPr>
-          <w:color w:val="000000"/>
-          <w:sz w:val="24"/>
-          <w:szCs w:val="24"/>
-        </w:rPr>
-        <w:t>ş) Vatansız kişi: Hiçbir devlete vatandaşlık bağıyla bağlı bulunmayan ve yabancı sayılan kişiyi,</w:t>
-      </w:r>
-    </w:p>
-    <w:p>
-      <w:pPr>
-        <w:autoSpaceDE/>
-        <w:spacing w:line="304" w:lineRule="auto"/>
-        <w:ind w:firstLine="709"/>
-        <w:jc w:val="both"/>
-      </w:pPr>
-      <w:r>
-        <w:rPr>
-          <w:color w:val="000000"/>
-          <w:spacing w:val="-2"/>
-          <w:sz w:val="24"/>
-          <w:szCs w:val="24"/>
-        </w:rPr>
-        <w:t>t) Vize: Türkiye’de en fazla doksan güne kadar kalma hakkı tanıyan ya da transit geçişi sağlayan izni,</w:t>
-      </w:r>
-    </w:p>
-    <w:p>
-      <w:pPr>
-        <w:autoSpaceDE/>
-        <w:spacing w:line="304" w:lineRule="auto"/>
-        <w:ind w:firstLine="709"/>
-        <w:jc w:val="both"/>
-      </w:pPr>
-      <w:r>
-        <w:rPr>
-          <w:color w:val="000000"/>
-          <w:sz w:val="24"/>
-          <w:szCs w:val="24"/>
-        </w:rPr>
-        <w:t>u) Vize muafiyeti: Vize alma gerekliliğini kaldıran düzenlemeyi,</w:t>
-      </w:r>
-    </w:p>
-    <w:p>
-      <w:pPr>
-        <w:autoSpaceDE/>
-        <w:spacing w:line="304" w:lineRule="auto"/>
-        <w:ind w:firstLine="709"/>
-        <w:jc w:val="both"/>
-      </w:pPr>
-      <w:r>
-        <w:rPr>
-          <w:color w:val="000000"/>
-          <w:sz w:val="24"/>
-          <w:szCs w:val="24"/>
-        </w:rPr>
-        <w:t>ü) Yabancı: Türkiye Cumhuriyeti Devleti ile vatandaşlık bağı bulunmayan kişiyi,</w:t>
-      </w:r>
-    </w:p>
-    <w:p>
-      <w:pPr>
-        <w:autoSpaceDE/>
-        <w:spacing w:line="304" w:lineRule="auto"/>
-        <w:ind w:firstLine="709"/>
-        <w:jc w:val="both"/>
-      </w:pPr>
-      <w:r>
-        <w:rPr>
-          <w:color w:val="000000"/>
-          <w:spacing w:val="-2"/>
-          <w:sz w:val="24"/>
-          <w:szCs w:val="24"/>
-        </w:rPr>
-        <w:t>v) Yabancı kimlik numarası: 25/4/2006 tarihli ve 5490 sayılı Nüfus Hizmetleri Kanunu</w:t>
-      </w:r>
-      <w:r>
-        <w:rPr>
-          <w:color w:val="000000"/>
-          <w:sz w:val="24"/>
-          <w:szCs w:val="24"/>
-        </w:rPr>
-        <w:t xml:space="preserve"> uyarınca yabancılara verilen kimlik numarasını,</w:t>
-      </w:r>
-    </w:p>
-    <w:p>
-      <w:pPr>
-        <w:autoSpaceDE/>
-        <w:spacing w:line="304" w:lineRule="auto"/>
-        <w:ind w:firstLine="709"/>
-        <w:jc w:val="both"/>
-      </w:pPr>
-      <w:r>
-        <w:rPr>
-          <w:color w:val="000000"/>
-          <w:sz w:val="24"/>
-          <w:szCs w:val="24"/>
-        </w:rPr>
-        <w:t>y) Yetkili aracı kurum: Nitelikleri ve görev çerçevesi yönetmelikle belirlenen ve Genel Müdürlük tarafından yetkilendirilen kurum veya kuruluşu,</w:t>
-      </w:r>
-    </w:p>
-    <w:p>
-      <w:pPr>
-        <w:spacing w:line="304" w:lineRule="auto"/>
-        <w:ind w:firstLine="709"/>
-        <w:jc w:val="both"/>
-      </w:pPr>
-      <w:r>
-        <w:rPr>
-          <w:sz w:val="24"/>
-          <w:szCs w:val="24"/>
-        </w:rPr>
-        <w:t>z)</w:t>
-      </w:r>
-      <w:r>
-        <w:rPr>
-          <w:b/>
-          <w:bCs/>
-          <w:sz w:val="24"/>
-          <w:szCs w:val="24"/>
-        </w:rPr>
-        <w:t xml:space="preserve">.) </w:t>
-      </w:r>
-      <w:r>
-        <w:rPr>
-          <w:sz w:val="24"/>
-          <w:szCs w:val="24"/>
-        </w:rPr>
-        <w:t>Kabul edilemeyen yolcu: Ülkeye giriş yapabilmek veya ülkeden transit geçebilmek için sınır kapılarına gelen ancak mevzuatta aranan koşulları taşımadığından ülkeye girişine veya ülkeden transit geçişine izin verilmeyen kişiyi,</w:t>
-      </w:r>
-    </w:p>
-    <w:p>
-      <w:pPr>
-        <w:autoSpaceDE/>
-        <w:spacing w:line="304" w:lineRule="auto"/>
-        <w:ind w:firstLine="709"/>
-        <w:jc w:val="both"/>
-      </w:pPr>
-      <w:r>
-        <w:rPr>
-          <w:sz w:val="24"/>
-          <w:szCs w:val="24"/>
-        </w:rPr>
-        <w:t>aa) Taşıyıcı: Yabancı uyruklu yolcuları taşıyan kara, hava, deniz ve demiryolu taşıtlarının gerçek veya tüzel kişi olan sahiplerini veya ticari kara, hava, deniz ve demiryolu işletmecilerini,</w:t>
-      </w:r>
-    </w:p>
-    <w:p>
-      <w:pPr>
-        <w:autoSpaceDE/>
-        <w:spacing w:line="304" w:lineRule="auto"/>
-        <w:ind w:firstLine="709"/>
-        <w:jc w:val="both"/>
-      </w:pPr>
-      <w:r>
-        <w:rPr>
-          <w:color w:val="000000"/>
-          <w:sz w:val="24"/>
-          <w:szCs w:val="24"/>
-        </w:rPr>
-        <w:t>ifade eder.</w:t>
-      </w:r>
-    </w:p>
-    <w:p>
-      <w:pPr>
-        <w:autoSpaceDE/>
-        <w:spacing w:line="304" w:lineRule="auto"/>
-        <w:jc w:val="center"/>
-      </w:pPr>
-      <w:r>
-        <w:rPr>
-          <w:sz w:val="24"/>
-          <w:szCs w:val="24"/>
-        </w:rPr>
-        <w:t> </w:t>
-      </w:r>
-    </w:p>
-    <w:p>
-      <w:pPr>
-        <w:autoSpaceDE/>
-        <w:spacing w:line="300" w:lineRule="auto"/>
-        <w:ind w:firstLine="709"/>
-        <w:jc w:val="both"/>
-      </w:pPr>
-      <w:r>
-        <w:rPr>
-          <w:b/>
-          <w:bCs/>
-          <w:color w:val="000000"/>
-          <w:sz w:val="24"/>
-          <w:szCs w:val="24"/>
-        </w:rPr>
-        <w:t>Çalışma izninin ikamet izni sayılması</w:t>
-      </w:r>
-    </w:p>
-    <w:p>
-      <w:pPr>
-        <w:autoSpaceDE/>
-        <w:spacing w:line="300" w:lineRule="auto"/>
-        <w:ind w:firstLine="709"/>
-        <w:jc w:val="both"/>
-      </w:pPr>
-      <w:r>
-        <w:rPr>
-          <w:b/>
-          <w:bCs/>
-          <w:color w:val="000000"/>
-          <w:spacing w:val="-2"/>
-          <w:sz w:val="24"/>
-          <w:szCs w:val="24"/>
-        </w:rPr>
-        <w:t xml:space="preserve">MADDE 27 – </w:t>
-      </w:r>
-      <w:r>
-        <w:rPr>
-          <w:color w:val="000000"/>
-          <w:spacing w:val="-2"/>
-          <w:sz w:val="24"/>
-          <w:szCs w:val="24"/>
-        </w:rPr>
-        <w:t xml:space="preserve">(1) Geçerli çalışma izni ile 27/2/2003 tarihli ve 4817 sayılı Yabancıların Çalışma İzinleri Hakkında Kanunun 10 uncu maddesine istinaden verilen Çalışma İzni Muafiyet Teyit Belgesi, ikamet izni sayılır. </w:t>
-      </w:r>
-    </w:p>
-    <w:p>
-      <w:pPr>
-        <w:autoSpaceDE/>
-        <w:spacing w:line="300" w:lineRule="auto"/>
-        <w:ind w:firstLine="709"/>
-        <w:jc w:val="both"/>
-      </w:pPr>
-      <w:r>
-        <w:rPr>
-          <w:color w:val="000000"/>
-          <w:sz w:val="24"/>
-          <w:szCs w:val="24"/>
-        </w:rPr>
-        <w:t>(2) Çalışma izni verilebilmesi veya iznin uzatılabilmesi için yabancının 7 nci madde kapsamına girmemesi şartı aranır.</w:t>
-      </w:r>
-    </w:p>
-    <w:p>
-      <w:pPr>
-        <w:autoSpaceDE/>
-        <w:spacing w:line="288" w:lineRule="auto"/>
-        <w:ind w:firstLine="709"/>
-        <w:jc w:val="both"/>
-      </w:pPr>
-      <w:r>
-        <w:rPr>
-          <w:sz w:val="24"/>
-          <w:szCs w:val="24"/>
-        </w:rPr>
-        <w:t> </w:t>
-      </w:r>
-    </w:p>
-    <w:p>
-      <w:pPr>
-        <w:autoSpaceDE/>
-        <w:spacing w:line="288" w:lineRule="auto"/>
-        <w:ind w:firstLine="709"/>
-        <w:jc w:val="both"/>
-      </w:pPr>
-      <w:r>
-        <w:rPr>
-          <w:b/>
-          <w:bCs/>
-          <w:color w:val="000000"/>
-          <w:sz w:val="24"/>
-          <w:szCs w:val="24"/>
-        </w:rPr>
-        <w:t>Sınır dışı etme kararı alınacaklar</w:t>
-      </w:r>
-    </w:p>
-    <w:p>
-      <w:pPr>
-        <w:autoSpaceDE/>
-        <w:spacing w:line="288" w:lineRule="auto"/>
-        <w:ind w:firstLine="709"/>
-        <w:jc w:val="both"/>
-      </w:pPr>
-      <w:r>
-        <w:rPr>
-          <w:b/>
-          <w:bCs/>
-          <w:color w:val="000000"/>
-          <w:sz w:val="24"/>
-          <w:szCs w:val="24"/>
-        </w:rPr>
-        <w:t xml:space="preserve">MADDE 54 – </w:t>
-      </w:r>
-      <w:r>
-        <w:rPr>
-          <w:color w:val="000000"/>
-          <w:sz w:val="24"/>
-          <w:szCs w:val="24"/>
-        </w:rPr>
-        <w:t>(1) Aşağıda sayılan yabancılar hakkında sınır dışı etme kararı alınır:</w:t>
-      </w:r>
-    </w:p>
-    <w:p>
-      <w:pPr>
-        <w:autoSpaceDE/>
-        <w:spacing w:line="288" w:lineRule="auto"/>
-        <w:ind w:firstLine="709"/>
-        <w:jc w:val="both"/>
-      </w:pPr>
-      <w:r>
-        <w:rPr>
-          <w:color w:val="000000"/>
-          <w:sz w:val="24"/>
-          <w:szCs w:val="24"/>
-        </w:rPr>
-        <w:lastRenderedPageBreak/>
-        <w:t>a)</w:t>
-      </w:r>
-      <w:r>
-        <w:rPr>
-          <w:b/>
-          <w:bCs/>
-          <w:color w:val="000000"/>
-          <w:sz w:val="24"/>
-          <w:szCs w:val="24"/>
-        </w:rPr>
-        <w:t xml:space="preserve"> </w:t>
-      </w:r>
-      <w:r>
-        <w:rPr>
-          <w:color w:val="000000"/>
-          <w:sz w:val="24"/>
-          <w:szCs w:val="24"/>
-        </w:rPr>
-        <w:t>5237 sayılı Kanunun 59 uncu maddesi kapsamında sınır dışı edilmesi gerektiği değerlendirilenler</w:t>
-      </w:r>
-    </w:p>
-    <w:p>
-      <w:pPr>
-        <w:autoSpaceDE/>
-        <w:spacing w:line="288" w:lineRule="auto"/>
-        <w:ind w:firstLine="709"/>
-        <w:jc w:val="both"/>
-      </w:pPr>
-      <w:r>
-        <w:rPr>
-          <w:color w:val="000000"/>
-          <w:sz w:val="24"/>
-          <w:szCs w:val="24"/>
-        </w:rPr>
-        <w:t>b) Terör örgütü yöneticisi, üyesi, destekleyicisi veya çıkar amaçlı suç örgütü yöneticisi, üyesi veya destekleyicisi olanlar</w:t>
-      </w:r>
-    </w:p>
-    <w:p>
-      <w:pPr>
-        <w:autoSpaceDE/>
-        <w:spacing w:line="288" w:lineRule="auto"/>
-        <w:ind w:firstLine="709"/>
-        <w:jc w:val="both"/>
-      </w:pPr>
-      <w:r>
-        <w:rPr>
-          <w:color w:val="000000"/>
-          <w:sz w:val="24"/>
-          <w:szCs w:val="24"/>
-        </w:rPr>
-        <w:t>c) Türkiye’ye giriş, vize ve ikamet izinleri için yapılan işlemlerde gerçek dışı bilgi ve sahte belge kullananlar</w:t>
-      </w:r>
-    </w:p>
-    <w:p>
-      <w:pPr>
-        <w:autoSpaceDE/>
-        <w:spacing w:line="288" w:lineRule="auto"/>
-        <w:ind w:firstLine="709"/>
-        <w:jc w:val="both"/>
-      </w:pPr>
-      <w:r>
-        <w:rPr>
-          <w:color w:val="000000"/>
-          <w:sz w:val="24"/>
-          <w:szCs w:val="24"/>
-        </w:rPr>
-        <w:t>ç) Türkiye’de bulunduğu süre zarfında geçimini meşru olmayan yollardan sağlayanlar</w:t>
-      </w:r>
-    </w:p>
-    <w:p>
-      <w:pPr>
-        <w:autoSpaceDE/>
-        <w:spacing w:line="288" w:lineRule="auto"/>
-        <w:ind w:firstLine="709"/>
-        <w:jc w:val="both"/>
-      </w:pPr>
-      <w:r>
-        <w:rPr>
-          <w:color w:val="000000"/>
-          <w:sz w:val="24"/>
-          <w:szCs w:val="24"/>
-        </w:rPr>
-        <w:t>d) Kamu düzeni veya kamu güvenliği ya da kamu sağlığı açısından tehdit oluşturanlar</w:t>
-      </w:r>
-    </w:p>
-    <w:p>
-      <w:pPr>
-        <w:autoSpaceDE/>
-        <w:spacing w:line="288" w:lineRule="auto"/>
-        <w:ind w:firstLine="709"/>
-        <w:jc w:val="both"/>
-      </w:pPr>
-      <w:r>
-        <w:rPr>
-          <w:color w:val="000000"/>
-          <w:sz w:val="24"/>
-          <w:szCs w:val="24"/>
-        </w:rPr>
-        <w:t>e) Vize veya vize muafiyeti süresini on günden fazla aşanlar veya vizesi iptal edilenler</w:t>
-      </w:r>
-    </w:p>
-    <w:p>
-      <w:pPr>
-        <w:autoSpaceDE/>
-        <w:spacing w:line="288" w:lineRule="auto"/>
-        <w:ind w:firstLine="709"/>
-        <w:jc w:val="both"/>
-      </w:pPr>
-      <w:r>
-        <w:rPr>
-          <w:color w:val="000000"/>
-          <w:sz w:val="24"/>
-          <w:szCs w:val="24"/>
-        </w:rPr>
-        <w:t>f) İkamet izinleri iptal edilenler</w:t>
-      </w:r>
-    </w:p>
-    <w:p>
-      <w:pPr>
-        <w:autoSpaceDE/>
-        <w:spacing w:line="288" w:lineRule="auto"/>
-        <w:ind w:firstLine="709"/>
-        <w:jc w:val="both"/>
-      </w:pPr>
-      <w:r>
-        <w:rPr>
-          <w:color w:val="000000"/>
-          <w:sz w:val="24"/>
-          <w:szCs w:val="24"/>
-        </w:rPr>
         <w:t>g) İkamet izni bulunup da süresinin sona ermesinden itibaren kabul edilebilir gerekçesi olmadan ikamet izni süresini on günden fazla ihlal edenler</w:t>
       </w:r>
     </w:p>
@@ -1202,7 +933,7 @@
 </file>
 
 <file path=word/endnotes.xml><?xml version="1.0" encoding="utf-8"?>
-<w:endnotes xmlns:wpc="http://schemas.microsoft.com/office/word/2010/wordprocessingCanvas" xmlns:cx="http://schemas.microsoft.com/office/drawing/2014/chartex" xmlns:cx1="http://schemas.microsoft.com/office/drawing/2015/9/8/chartex" xmlns:cx2="http://schemas.microsoft.com/office/drawing/2015/10/21/chartex" xmlns:cx3="http://schemas.microsoft.com/office/drawing/2016/5/9/chartex" xmlns:cx4="http://schemas.microsoft.com/office/drawing/2016/5/10/chartex" xmlns:cx5="http://schemas.microsoft.com/office/drawing/2016/5/11/chartex" xmlns:cx6="http://schemas.microsoft.com/office/drawing/2016/5/12/chartex" xmlns:cx7="http://schemas.microsoft.com/office/drawing/2016/5/13/chartex" xmlns:cx8="http://schemas.microsoft.com/office/drawing/2016/5/14/chartex" xmlns:mc="http://schemas.openxmlformats.org/markup-compatibility/2006" xmlns:aink="http://schemas.microsoft.com/office/drawing/2016/ink" xmlns:am3d="http://schemas.microsoft.com/office/drawing/2017/model3d" xmlns:o="urn:schemas-microsoft-com:office:office" xmlns:oel="http://schemas.microsoft.com/office/2019/extlst" xmlns:r="http://schemas.openxmlformats.org/officeDocument/2006/relationships" xmlns:m="http://schemas.openxmlformats.org/officeDocument/2006/math" xmlns:v="urn:schemas-microsoft-com:vml" xmlns:wp14="http://schemas.microsoft.com/office/word/2010/wordprocessingDrawing" xmlns:wp="http://schemas.openxmlformats.org/drawingml/2006/wordprocessingDrawing" xmlns:w10="urn:schemas-microsoft-com:office:word" xmlns:w="http://schemas.openxmlformats.org/wordprocessingml/2006/main" xmlns:w14="http://schemas.microsoft.com/office/word/2010/wordml" xmlns:w15="http://schemas.microsoft.com/office/word/2012/wordml" xmlns:w16cex="http://schemas.microsoft.com/office/word/2018/wordml/cex" xmlns:w16cid="http://schemas.microsoft.com/office/word/2016/wordml/cid" xmlns:w16="http://schemas.microsoft.com/office/word/2018/wordml" xmlns:w16du="http://schemas.microsoft.com/office/word/2023/wordml/word16du" xmlns:w16sdtdh="http://schemas.microsoft.com/office/word/2020/wordml/sdtdatahash" xmlns:w16sdtfl="http://schemas.microsoft.com/office/word/2024/wordml/sdtformatlock" xmlns:w16se="http://schemas.microsoft.com/office/word/2015/wordml/symex" xmlns:wpg="http://schemas.microsoft.com/office/word/2010/wordprocessingGroup" xmlns:wpi="http://schemas.microsoft.com/office/word/2010/wordprocessingInk" xmlns:wne="http://schemas.microsoft.com/office/word/2006/wordml" xmlns:wps="http://schemas.microsoft.com/office/word/2010/wordprocessingShape" mc:Ignorable="w14 w15 w16se w16cid w16 w16cex w16sdtdh w16sdtfl w16du wp14">
+<w:endnotes xmlns:wpc="http://schemas.microsoft.com/office/word/2010/wordprocessingCanvas" xmlns:cx="http://schemas.microsoft.com/office/drawing/2014/chartex" xmlns:cx1="http://schemas.microsoft.com/office/drawing/2015/9/8/chartex" xmlns:cx2="http://schemas.microsoft.com/office/drawing/2015/10/21/chartex" xmlns:cx3="http://schemas.microsoft.com/office/drawing/2016/5/9/chartex" xmlns:cx4="http://schemas.microsoft.com/office/drawing/2016/5/10/chartex" xmlns:cx5="http://schemas.microsoft.com/office/drawing/2016/5/11/chartex" xmlns:cx6="http://schemas.microsoft.com/office/drawing/2016/5/12/chartex" xmlns:cx7="http://schemas.microsoft.com/office/drawing/2016/5/13/chartex" xmlns:cx8="http://schemas.microsoft.com/office/drawing/2016/5/14/chartex" xmlns:mc="http://schemas.openxmlformats.org/markup-compatibility/2006" xmlns:aink="http://schemas.microsoft.com/office/drawing/2016/ink" xmlns:am3d="http://schemas.microsoft.com/office/drawing/2017/model3d" xmlns:o="urn:schemas-microsoft-com:office:office" xmlns:oel="http://schemas.microsoft.com/office/2019/extlst" xmlns:r="http://schemas.openxmlformats.org/officeDocument/2006/relationships" xmlns:m="http://schemas.openxmlformats.org/officeDocument/2006/math" xmlns:v="urn:schemas-microsoft-com:vml" xmlns:wp14="http://schemas.microsoft.com/office/word/2010/wordprocessingDrawing" xmlns:wp="http://schemas.openxmlformats.org/drawingml/2006/wordprocessingDrawing" xmlns:w10="urn:schemas-microsoft-com:office:word" xmlns:w="http://schemas.openxmlformats.org/wordprocessingml/2006/main" xmlns:w14="http://schemas.microsoft.com/office/word/2010/wordml" xmlns:w15="http://schemas.microsoft.com/office/word/2012/wordml" xmlns:w16cex="http://schemas.microsoft.com/office/word/2018/wordml/cex" xmlns:w16cid="http://schemas.microsoft.com/office/word/2016/wordml/cid" xmlns:w16="http://schemas.microsoft.com/office/word/2018/wordml" xmlns:w16sdtdh="http://schemas.microsoft.com/office/word/2020/wordml/sdtdatahash" xmlns:w16se="http://schemas.microsoft.com/office/word/2015/wordml/symex" xmlns:wpg="http://schemas.microsoft.com/office/word/2010/wordprocessingGroup" xmlns:wpi="http://schemas.microsoft.com/office/word/2010/wordprocessingInk" xmlns:wne="http://schemas.microsoft.com/office/word/2006/wordml" xmlns:wps="http://schemas.microsoft.com/office/word/2010/wordprocessingShape" mc:Ignorable="w14 w15 w16se w16cid w16 w16cex w16sdtdh wp14">
   <w:endnote w:type="separator" w:id="-1">
     <w:p>
       <w:r>
@@ -1221,7 +952,7 @@
 </file>
 
 <file path=word/footnotes.xml><?xml version="1.0" encoding="utf-8"?>
-<w:footnotes xmlns:wpc="http://schemas.microsoft.com/office/word/2010/wordprocessingCanvas" xmlns:cx="http://schemas.microsoft.com/office/drawing/2014/chartex" xmlns:cx1="http://schemas.microsoft.com/office/drawing/2015/9/8/chartex" xmlns:cx2="http://schemas.microsoft.com/office/drawing/2015/10/21/chartex" xmlns:cx3="http://schemas.microsoft.com/office/drawing/2016/5/9/chartex" xmlns:cx4="http://schemas.microsoft.com/office/drawing/2016/5/10/chartex" xmlns:cx5="http://schemas.microsoft.com/office/drawing/2016/5/11/chartex" xmlns:cx6="http://schemas.microsoft.com/office/drawing/2016/5/12/chartex" xmlns:cx7="http://schemas.microsoft.com/office/drawing/2016/5/13/chartex" xmlns:cx8="http://schemas.microsoft.com/office/drawing/2016/5/14/chartex" xmlns:mc="http://schemas.openxmlformats.org/markup-compatibility/2006" xmlns:aink="http://schemas.microsoft.com/office/drawing/2016/ink" xmlns:am3d="http://schemas.microsoft.com/office/drawing/2017/model3d" xmlns:o="urn:schemas-microsoft-com:office:office" xmlns:oel="http://schemas.microsoft.com/office/2019/extlst" xmlns:r="http://schemas.openxmlformats.org/officeDocument/2006/relationships" xmlns:m="http://schemas.openxmlformats.org/officeDocument/2006/math" xmlns:v="urn:schemas-microsoft-com:vml" xmlns:wp14="http://schemas.microsoft.com/office/word/2010/wordprocessingDrawing" xmlns:wp="http://schemas.openxmlformats.org/drawingml/2006/wordprocessingDrawing" xmlns:w10="urn:schemas-microsoft-com:office:word" xmlns:w="http://schemas.openxmlformats.org/wordprocessingml/2006/main" xmlns:w14="http://schemas.microsoft.com/office/word/2010/wordml" xmlns:w15="http://schemas.microsoft.com/office/word/2012/wordml" xmlns:w16cex="http://schemas.microsoft.com/office/word/2018/wordml/cex" xmlns:w16cid="http://schemas.microsoft.com/office/word/2016/wordml/cid" xmlns:w16="http://schemas.microsoft.com/office/word/2018/wordml" xmlns:w16du="http://schemas.microsoft.com/office/word/2023/wordml/word16du" xmlns:w16sdtdh="http://schemas.microsoft.com/office/word/2020/wordml/sdtdatahash" xmlns:w16sdtfl="http://schemas.microsoft.com/office/word/2024/wordml/sdtformatlock" xmlns:w16se="http://schemas.microsoft.com/office/word/2015/wordml/symex" xmlns:wpg="http://schemas.microsoft.com/office/word/2010/wordprocessingGroup" xmlns:wpi="http://schemas.microsoft.com/office/word/2010/wordprocessingInk" xmlns:wne="http://schemas.microsoft.com/office/word/2006/wordml" xmlns:wps="http://schemas.microsoft.com/office/word/2010/wordprocessingShape" mc:Ignorable="w14 w15 w16se w16cid w16 w16cex w16sdtdh w16sdtfl w16du wp14">
+<w:footnotes xmlns:wpc="http://schemas.microsoft.com/office/word/2010/wordprocessingCanvas" xmlns:cx="http://schemas.microsoft.com/office/drawing/2014/chartex" xmlns:cx1="http://schemas.microsoft.com/office/drawing/2015/9/8/chartex" xmlns:cx2="http://schemas.microsoft.com/office/drawing/2015/10/21/chartex" xmlns:cx3="http://schemas.microsoft.com/office/drawing/2016/5/9/chartex" xmlns:cx4="http://schemas.microsoft.com/office/drawing/2016/5/10/chartex" xmlns:cx5="http://schemas.microsoft.com/office/drawing/2016/5/11/chartex" xmlns:cx6="http://schemas.microsoft.com/office/drawing/2016/5/12/chartex" xmlns:cx7="http://schemas.microsoft.com/office/drawing/2016/5/13/chartex" xmlns:cx8="http://schemas.microsoft.com/office/drawing/2016/5/14/chartex" xmlns:mc="http://schemas.openxmlformats.org/markup-compatibility/2006" xmlns:aink="http://schemas.microsoft.com/office/drawing/2016/ink" xmlns:am3d="http://schemas.microsoft.com/office/drawing/2017/model3d" xmlns:o="urn:schemas-microsoft-com:office:office" xmlns:oel="http://schemas.microsoft.com/office/2019/extlst" xmlns:r="http://schemas.openxmlformats.org/officeDocument/2006/relationships" xmlns:m="http://schemas.openxmlformats.org/officeDocument/2006/math" xmlns:v="urn:schemas-microsoft-com:vml" xmlns:wp14="http://schemas.microsoft.com/office/word/2010/wordprocessingDrawing" xmlns:wp="http://schemas.openxmlformats.org/drawingml/2006/wordprocessingDrawing" xmlns:w10="urn:schemas-microsoft-com:office:word" xmlns:w="http://schemas.openxmlformats.org/wordprocessingml/2006/main" xmlns:w14="http://schemas.microsoft.com/office/word/2010/wordml" xmlns:w15="http://schemas.microsoft.com/office/word/2012/wordml" xmlns:w16cex="http://schemas.microsoft.com/office/word/2018/wordml/cex" xmlns:w16cid="http://schemas.microsoft.com/office/word/2016/wordml/cid" xmlns:w16="http://schemas.microsoft.com/office/word/2018/wordml" xmlns:w16sdtdh="http://schemas.microsoft.com/office/word/2020/wordml/sdtdatahash" xmlns:w16se="http://schemas.microsoft.com/office/word/2015/wordml/symex" xmlns:wpg="http://schemas.microsoft.com/office/word/2010/wordprocessingGroup" xmlns:wpi="http://schemas.microsoft.com/office/word/2010/wordprocessingInk" xmlns:wne="http://schemas.microsoft.com/office/word/2006/wordml" xmlns:wps="http://schemas.microsoft.com/office/word/2010/wordprocessingShape" mc:Ignorable="w14 w15 w16se w16cid w16 w16cex w16sdtdh wp14">
   <w:footnote w:type="separator" w:id="-1">
     <w:p>
       <w:r>
@@ -1254,7 +985,7 @@
 </file>
 
 <file path=word/styles.xml><?xml version="1.0" encoding="utf-8"?>
-<w:styles xmlns:mc="http://schemas.openxmlformats.org/markup-compatibility/2006" xmlns:r="http://schemas.openxmlformats.org/officeDocument/2006/relationships" xmlns:w="http://schemas.openxmlformats.org/wordprocessingml/2006/main" xmlns:w14="http://schemas.microsoft.com/office/word/2010/wordml" xmlns:w15="http://schemas.microsoft.com/office/word/2012/wordml" xmlns:w16cex="http://schemas.microsoft.com/office/word/2018/wordml/cex" xmlns:w16cid="http://schemas.microsoft.com/office/word/2016/wordml/cid" xmlns:w16="http://schemas.microsoft.com/office/word/2018/wordml" xmlns:w16du="http://schemas.microsoft.com/office/word/2023/wordml/word16du" xmlns:w16sdtdh="http://schemas.microsoft.com/office/word/2020/wordml/sdtdatahash" xmlns:w16sdtfl="http://schemas.microsoft.com/office/word/2024/wordml/sdtformatlock" xmlns:w16se="http://schemas.microsoft.com/office/word/2015/wordml/symex" mc:Ignorable="w14 w15 w16se w16cid w16 w16cex w16sdtdh w16sdtfl w16du">
+<w:styles xmlns:mc="http://schemas.openxmlformats.org/markup-compatibility/2006" xmlns:r="http://schemas.openxmlformats.org/officeDocument/2006/relationships" xmlns:w="http://schemas.openxmlformats.org/wordprocessingml/2006/main" xmlns:w14="http://schemas.microsoft.com/office/word/2010/wordml" xmlns:w15="http://schemas.microsoft.com/office/word/2012/wordml" xmlns:w16cex="http://schemas.microsoft.com/office/word/2018/wordml/cex" xmlns:w16cid="http://schemas.microsoft.com/office/word/2016/wordml/cid" xmlns:w16="http://schemas.microsoft.com/office/word/2018/wordml" xmlns:w16sdtdh="http://schemas.microsoft.com/office/word/2020/wordml/sdtdatahash" xmlns:w16se="http://schemas.microsoft.com/office/word/2015/wordml/symex" mc:Ignorable="w14 w15 w16se w16cid w16 w16cex w16sdtdh">
   <w:docDefaults>
     <w:rPrDefault>
       <w:rPr>
